--- a/최종교재/15장_마커_찍기.docx
+++ b/최종교재/15장_마커_찍기.docx
@@ -1408,10 +1408,9 @@
         <w:rPr>
           <w:b w:val="0"/>
           <w:i w:val="0"/>
-          <w:strike w:val="0"/>
-          <w:color w:val="000000"/>
-        </w:rPr>
-        <w:t>offset을 잘못 잡으면 이상한 일이 벌어집니다. 지도를 확대·축소할 때마다 마커가 미끄러지듯 어긋나 보이거든요. 좌표에 닿아 있는 지점이 핀 끝이 아니기 때문에, 지도가 늘어나고 줄어들 때 핀 끝이 가리키는 위치가 계속 달라지는 겁니다. 마커가 "떠다니는" 느낌이 든다면 offset부터 확인하세요.</w:t>
+          <w:color w:val="000000"/>
+        </w:rPr>
+        <w:t>offset을 잘못 잡으면 지도를 확대하거나 축소할 때마다 마커가 미끄러지듯 어긋나 보입니다. 좌표에 닿은 지점이 핀 끝이 아니기 때문에, 지도가 늘어나고 줄어들 때마다 핀 끝이 가리키는 위치가 계속 달라집니다. 마커가 "떠다니는" 느낌이 든다면 offset부터 확인하세요.</w:t>
       </w:r>
     </w:p>
     <w:p>
@@ -1518,7 +1517,7 @@
           <w:i w:val="0"/>
           <w:color w:val="000000"/>
         </w:rPr>
-        <w:t>외부 이미지는 시험 목적으로만 사용하는 것이 좋습니다. 우리 앱에는 맛집, 카페, 여행, 데이트 총 4가지 카테고리가 있으며, 카테고리마다 색상이 다른 핀을 사용하고자 합니다. 그렇다면 핀 이미지 8장을 그림판으로 직접 제작하여 프로젝트에 포함하여야 할까요? 나중에 카테고리가 추가되면 다시 이미지를 제작하여야 할까요?</w:t>
+        <w:t>외부 이미지는 시험 목적으로만 사용하는 것이 좋습니다. 우리 앱에는 맛집, 카페, 여행, 데이트 총 4가지 카테고리가 있으며, 카테고리마다 색상이 다른 핀을 사용하고자 합니다. 그렇다면 핀 이미지 4장을 그림판으로 직접 제작하여 프로젝트에 포함하여야 할까요? 나중에 카테고리가 추가되면 다시 이미지를 제작하여야 할까요?</w:t>
       </w:r>
     </w:p>
     <w:p>
@@ -1550,7 +1549,24 @@
           <w:i w:val="0"/>
           <w:color w:val="000000"/>
         </w:rPr>
-        <w:t>첫 번째는 SVG[^1]입니다. 이는 이미지를 픽셀 단위의 정보가 아닌 도형을 그리기 위한 명령어 형식으로 작성하는 이미지 형식입니다. "여기 핀 모양 경로를 빨간색으로 채우고, 그 위에 흰 원을 그리고, 가운데에 글자를 써라"라고 텍스트 형식으로 작성하면 그 내용이 그대로 이미지가 되는 것입니다. 텍스트 형식이므로 색상이나 글자를 변경하기가 문자열을 수정하는 것만큼 용이하며, 아무리 확대하여도 계단 현상이 발생하지 않고 선명하게 표시됩니다.</w:t>
+        <w:t>첫 번째는 SVG</w:t>
+      </w:r>
+      <w:r>
+        <w:rPr>
+          <w:b w:val="0"/>
+          <w:i w:val="0"/>
+          <w:color w:val="000000"/>
+          <w:vertAlign w:val="superscript"/>
+        </w:rPr>
+        <w:t>1</w:t>
+      </w:r>
+      <w:r>
+        <w:rPr>
+          <w:b w:val="0"/>
+          <w:i w:val="0"/>
+          <w:color w:val="000000"/>
+        </w:rPr>
+        <w:t>입니다. 이는 이미지를 픽셀 단위의 정보가 아닌 도형을 그리기 위한 명령어 형식으로 작성하는 이미지 형식입니다. "여기 핀 모양 경로를 빨간색으로 채우고, 그 위에 흰 원을 그리고, 가운데에 글자를 써라"라고 텍스트 형식으로 작성하면 그 내용이 그대로 이미지가 되는 것입니다. 텍스트 형식이므로 색상이나 글자를 변경하기가 문자열을 수정하는 것만큼 용이하며, 아무리 확대하여도 계단 현상이 발생하지 않고 선명하게 표시됩니다.</w:t>
       </w:r>
     </w:p>
     <w:p>
@@ -1572,7 +1588,24 @@
           <w:i w:val="0"/>
           <w:color w:val="000000"/>
         </w:rPr>
-        <w:t xml:space="preserve">두 번째는 data URI[^2]입니다. 앞서 살펴본 </w:t>
+        <w:t>두 번째는 data URI</w:t>
+      </w:r>
+      <w:r>
+        <w:rPr>
+          <w:b w:val="0"/>
+          <w:i w:val="0"/>
+          <w:color w:val="000000"/>
+          <w:vertAlign w:val="superscript"/>
+        </w:rPr>
+        <w:t>2</w:t>
+      </w:r>
+      <w:r>
+        <w:rPr>
+          <w:b w:val="0"/>
+          <w:i w:val="0"/>
+          <w:color w:val="000000"/>
+        </w:rPr>
+        <w:t xml:space="preserve">입니다. 앞서 살펴본 </w:t>
       </w:r>
       <w:r>
         <w:rPr>
@@ -1759,159 +1792,135 @@
         <w:rPr>
           <w:b/>
           <w:i w:val="0"/>
-          <w:strike w:val="0"/>
-          <w:color w:val="000000"/>
-        </w:rPr>
-        <w:t>SVG 문자열.</w:t>
-      </w:r>
-      <w:r>
-        <w:rPr>
-          <w:b w:val="0"/>
-          <w:i w:val="0"/>
-          <w:strike w:val="0"/>
-          <w:color w:val="000000"/>
-        </w:rPr>
-        <w:t xml:space="preserve"> 백틱(</w:t>
+          <w:color w:val="000000"/>
+        </w:rPr>
+        <w:t>SVG 문자열. 백틱(`</w:t>
       </w:r>
       <w:r>
         <w:rPr>
           <w:rFonts w:ascii="Consolas" w:hAnsi="Consolas"/>
-          <w:b w:val="0"/>
-          <w:i w:val="0"/>
-          <w:strike w:val="0"/>
+          <w:b/>
+          <w:i w:val="0"/>
           <w:color w:val="000000"/>
           <w:sz w:val="17"/>
         </w:rPr>
-        <w:t>`</w:t>
-      </w:r>
-      <w:r>
-        <w:rPr>
-          <w:b w:val="0"/>
-          <w:i w:val="0"/>
-          <w:strike w:val="0"/>
-          <w:color w:val="000000"/>
-        </w:rPr>
-        <w:t xml:space="preserve">)으로 감싼 템플릿 문자열 안에 SVG가 통째로 들어 있습니다. 가로 36, 세로 46픽셀의 캔버스에 세 도형을 겹쳐 그립니다. </w:t>
+        <w:t xml:space="preserve"> </w:t>
+      </w:r>
+      <w:r>
+        <w:rPr>
+          <w:b/>
+          <w:i w:val="0"/>
+          <w:color w:val="000000"/>
+        </w:rPr>
+        <w:t xml:space="preserve"> `</w:t>
       </w:r>
       <w:r>
         <w:rPr>
           <w:rFonts w:ascii="Consolas" w:hAnsi="Consolas"/>
-          <w:b w:val="0"/>
-          <w:i w:val="0"/>
-          <w:strike w:val="0"/>
+          <w:b/>
+          <w:i w:val="0"/>
           <w:color w:val="000000"/>
           <w:sz w:val="17"/>
         </w:rPr>
+        <w:t xml:space="preserve">)으로 감싼 템플릿 문자열 안에 SVG가 들어 있습니다. 가로 36, 세로 46픽셀 영역에 도형 세 개를 겹쳐 그립니다. </w:t>
+      </w:r>
+      <w:r>
+        <w:rPr>
+          <w:b/>
+          <w:i w:val="0"/>
+          <w:color w:val="000000"/>
+        </w:rPr>
         <w:t>&lt;path&gt;</w:t>
       </w:r>
       <w:r>
         <w:rPr>
-          <w:b w:val="0"/>
-          <w:i w:val="0"/>
-          <w:strike w:val="0"/>
-          <w:color w:val="000000"/>
-        </w:rPr>
-        <w:t xml:space="preserve">가 물방울을 뒤집은 듯한 핀 몸통입니다. </w:t>
-      </w:r>
-      <w:r>
-        <w:rPr>
           <w:rFonts w:ascii="Consolas" w:hAnsi="Consolas"/>
-          <w:b w:val="0"/>
-          <w:i w:val="0"/>
-          <w:strike w:val="0"/>
+          <w:b/>
+          <w:i w:val="0"/>
           <w:color w:val="000000"/>
           <w:sz w:val="17"/>
         </w:rPr>
+        <w:t xml:space="preserve">가 핀 몸통입니다. </w:t>
+      </w:r>
+      <w:r>
+        <w:rPr>
+          <w:b/>
+          <w:i w:val="0"/>
+          <w:color w:val="000000"/>
+        </w:rPr>
         <w:t>d="M18 0C8 0..."</w:t>
       </w:r>
       <w:r>
         <w:rPr>
-          <w:b w:val="0"/>
-          <w:i w:val="0"/>
-          <w:strike w:val="0"/>
-          <w:color w:val="000000"/>
-        </w:rPr>
-        <w:t xml:space="preserve">라는 암호 같은 문자열은 "펜을 (18,0)으로 옮기고, 곡선을 그리며 내려와 (18,46)의 뾰족한 끝을 만들고 다시 올라가라"는 그리기 지시문인데, 외울 필요는 전혀 없습니다. 이런 걸 사람 대신 만들어 주는 게 AI의 특기니까요. 그다음 </w:t>
-      </w:r>
-      <w:r>
-        <w:rPr>
           <w:rFonts w:ascii="Consolas" w:hAnsi="Consolas"/>
-          <w:b w:val="0"/>
-          <w:i w:val="0"/>
-          <w:strike w:val="0"/>
+          <w:b/>
+          <w:i w:val="0"/>
           <w:color w:val="000000"/>
           <w:sz w:val="17"/>
         </w:rPr>
+        <w:t xml:space="preserve">라는 문자열은 펜을 (18,0)으로 옮기고, 곡선을 그리며 내려와 (18,46)의 뾰족한 끝을 만들고 다시 올라가라는 그리기 지시입니다. 외울 필요는 없습니다. 이런 좌표 문자열은 AI가 대신 만들어 줍니다. 그다음 </w:t>
+      </w:r>
+      <w:r>
+        <w:rPr>
+          <w:b/>
+          <w:i w:val="0"/>
+          <w:color w:val="000000"/>
+        </w:rPr>
         <w:t>&lt;circle&gt;</w:t>
       </w:r>
       <w:r>
         <w:rPr>
-          <w:b w:val="0"/>
-          <w:i w:val="0"/>
-          <w:strike w:val="0"/>
-          <w:color w:val="000000"/>
+          <w:rFonts w:ascii="Consolas" w:hAnsi="Consolas"/>
+          <w:b/>
+          <w:i w:val="0"/>
+          <w:color w:val="000000"/>
+          <w:sz w:val="17"/>
         </w:rPr>
         <w:t xml:space="preserve">이 핀 안의 흰 원, </w:t>
       </w:r>
       <w:r>
         <w:rPr>
+          <w:b/>
+          <w:i w:val="0"/>
+          <w:color w:val="000000"/>
+        </w:rPr>
+        <w:t>&lt;text&gt;</w:t>
+      </w:r>
+      <w:r>
+        <w:rPr>
           <w:rFonts w:ascii="Consolas" w:hAnsi="Consolas"/>
-          <w:b w:val="0"/>
-          <w:i w:val="0"/>
-          <w:strike w:val="0"/>
+          <w:b/>
+          <w:i w:val="0"/>
           <w:color w:val="000000"/>
           <w:sz w:val="17"/>
         </w:rPr>
-        <w:t>&lt;text&gt;</w:t>
-      </w:r>
-      <w:r>
-        <w:rPr>
-          <w:b w:val="0"/>
-          <w:i w:val="0"/>
-          <w:strike w:val="0"/>
-          <w:color w:val="000000"/>
-        </w:rPr>
         <w:t xml:space="preserve">가 그 위에 얹히는 이모지입니다. 눈여겨볼 곳은 </w:t>
       </w:r>
       <w:r>
         <w:rPr>
+          <w:b/>
+          <w:i w:val="0"/>
+          <w:color w:val="000000"/>
+        </w:rPr>
+        <w:t>${color}</w:t>
+      </w:r>
+      <w:r>
+        <w:rPr>
           <w:rFonts w:ascii="Consolas" w:hAnsi="Consolas"/>
-          <w:b w:val="0"/>
-          <w:i w:val="0"/>
-          <w:strike w:val="0"/>
+          <w:b/>
+          <w:i w:val="0"/>
           <w:color w:val="000000"/>
           <w:sz w:val="17"/>
         </w:rPr>
-        <w:t>${color}</w:t>
-      </w:r>
-      <w:r>
-        <w:rPr>
-          <w:b w:val="0"/>
-          <w:i w:val="0"/>
-          <w:strike w:val="0"/>
-          <w:color w:val="000000"/>
-        </w:rPr>
         <w:t xml:space="preserve">와 </w:t>
       </w:r>
       <w:r>
         <w:rPr>
-          <w:rFonts w:ascii="Consolas" w:hAnsi="Consolas"/>
-          <w:b w:val="0"/>
-          <w:i w:val="0"/>
-          <w:strike w:val="0"/>
-          <w:color w:val="000000"/>
-          <w:sz w:val="17"/>
-        </w:rPr>
-        <w:t>${emoji}</w:t>
-      </w:r>
-      <w:r>
-        <w:rPr>
-          <w:b w:val="0"/>
-          <w:i w:val="0"/>
-          <w:strike w:val="0"/>
-          <w:color w:val="000000"/>
-        </w:rPr>
-        <w:t xml:space="preserve"> 두 군데입니다. 함수가 받은 인자가 문자열 속에 끼워 넣어지는 자리, 즉 핀의 색과 얼굴이 결정되는 지점입니다.</w:t>
+          <w:b/>
+          <w:i w:val="0"/>
+          <w:color w:val="000000"/>
+        </w:rPr>
+        <w:t>${emoji}` 두 군데입니다. 함수가 받은 인자를 문자열 안에 끼워 넣는 자리이고, 여기서 핀의 색과 이모지가 정해집니다.</w:t>
       </w:r>
     </w:p>
     <w:p>
@@ -3462,54 +3471,8 @@
         <w:ind w:left="259"/>
       </w:pPr>
       <w:r>
-        <w:t xml:space="preserve">1. </w:t>
-      </w:r>
-      <w:r>
-        <w:rPr>
-          <w:b w:val="0"/>
-          <w:i w:val="0"/>
-          <w:strike w:val="0"/>
-          <w:color w:val="000000"/>
-        </w:rPr>
-        <w:t xml:space="preserve">여러분이 실제로 좋아하는 장소 3곳의 좌표를 찾아 </w:t>
-      </w:r>
-      <w:r>
-        <w:rPr>
-          <w:rFonts w:ascii="Consolas" w:hAnsi="Consolas"/>
-          <w:b w:val="0"/>
-          <w:i w:val="0"/>
-          <w:strike w:val="0"/>
-          <w:color w:val="000000"/>
-          <w:sz w:val="17"/>
-        </w:rPr>
-        <w:t>spots</w:t>
-      </w:r>
-      <w:r>
-        <w:rPr>
-          <w:b w:val="0"/>
-          <w:i w:val="0"/>
-          <w:strike w:val="0"/>
-          <w:color w:val="000000"/>
-        </w:rPr>
-        <w:t xml:space="preserve"> 배열에 넣고 마커를 찍어 보세요. (좌표는 </w:t>
-      </w:r>
-      <w:r>
-        <w:rPr>
-          <w:b w:val="0"/>
-          <w:i w:val="0"/>
-          <w:strike w:val="0"/>
-          <w:color w:val="000000"/>
-        </w:rPr>
-        <w:t>14장</w:t>
-      </w:r>
-      <w:r>
-        <w:rPr>
-          <w:b w:val="0"/>
-          <w:i w:val="0"/>
-          <w:strike w:val="0"/>
-          <w:color w:val="000000"/>
-        </w:rPr>
-        <w:t>에서 만든 "클릭하면 콘솔에 좌표 찍기"를 활용하면 됩니다.)</w:t>
+        <w:rPr/>
+        <w:t>1. 여러분이 실제로 좋아하는 장소 3곳의 좌표를 찾아 spots 배열에 넣고 마커를 찍어 보세요. (좌표는 18장에서 만든 "클릭하면 콘솔에 좌표 찍기"를 활용하면 됩니다.)</w:t>
       </w:r>
     </w:p>
     <w:p>
@@ -3790,77 +3753,9 @@
         <w:rPr>
           <w:b/>
           <w:i w:val="0"/>
-          <w:strike w:val="0"/>
-          <w:color w:val="000000"/>
-        </w:rPr>
-        <w:t>다음 장 예고</w:t>
-      </w:r>
-      <w:r>
-        <w:rPr>
-          <w:b w:val="0"/>
-          <w:i w:val="0"/>
-          <w:strike w:val="0"/>
-          <w:color w:val="000000"/>
-        </w:rPr>
-        <w:t xml:space="preserve"> — 이번 장 끝에서 장소 하나가 이모지와 색까지 직접 들고 다니는 게 조금 무거워 보였을 겁니다. </w:t>
-      </w:r>
-      <w:r>
-        <w:rPr>
-          <w:b w:val="0"/>
-          <w:i w:val="0"/>
-          <w:strike w:val="0"/>
-          <w:color w:val="000000"/>
-        </w:rPr>
-        <w:t>16장</w:t>
-      </w:r>
-      <w:r>
-        <w:rPr>
-          <w:b w:val="0"/>
-          <w:i w:val="0"/>
-          <w:strike w:val="0"/>
-          <w:color w:val="000000"/>
-        </w:rPr>
-        <w:t xml:space="preserve">에서는 장소 데이터를 제대로 설계합니다. 장소에는 </w:t>
-      </w:r>
-      <w:r>
-        <w:rPr>
-          <w:rFonts w:ascii="Consolas" w:hAnsi="Consolas"/>
-          <w:b w:val="0"/>
-          <w:i w:val="0"/>
-          <w:strike w:val="0"/>
-          <w:color w:val="000000"/>
-          <w:sz w:val="17"/>
-        </w:rPr>
-        <w:t>category</w:t>
-      </w:r>
-      <w:r>
-        <w:rPr>
-          <w:b w:val="0"/>
-          <w:i w:val="0"/>
-          <w:strike w:val="0"/>
-          <w:color w:val="000000"/>
-        </w:rPr>
-        <w:t xml:space="preserve"> 이름표 하나만 붙이고, 카테고리의 색·이모지·라벨은 </w:t>
-      </w:r>
-      <w:r>
-        <w:rPr>
-          <w:rFonts w:ascii="Consolas" w:hAnsi="Consolas"/>
-          <w:b w:val="0"/>
-          <w:i w:val="0"/>
-          <w:strike w:val="0"/>
-          <w:color w:val="000000"/>
-          <w:sz w:val="17"/>
-        </w:rPr>
-        <w:t>categories.js</w:t>
-      </w:r>
-      <w:r>
-        <w:rPr>
-          <w:b w:val="0"/>
-          <w:i w:val="0"/>
-          <w:strike w:val="0"/>
-          <w:color w:val="000000"/>
-        </w:rPr>
-        <w:t xml:space="preserve"> 한 곳에서 관리하는 구조로 바꿉니다. id, 별점, 메모까지 갖춘 장소 스키마를 정의하고 나면, 우리 지도는 진짜 "데이터로 움직이는 앱"이 됩니다.</w:t>
+          <w:color w:val="000000"/>
+        </w:rPr>
+        <w:t>다음 장 예고 — 이번 장 끝에서 장소 하나가 이모지와 색까지 직접 들고 다니는 게 조금 무거워 보였을 겁니다. 20장에서는 장소 데이터를 제대로 설계합니다. 장소에는 category 이름표 하나만 붙이고, 카테고리의 색·이모지·라벨은 categories.js 한 곳에서 관리하는 구조로 바꿉니다. id, 별점, 메모까지 갖춘 장소 스키마를 정의하고 나면, 우리 지도는 진짜 "데이터로 움직이는 앱"이 됩니다.</w:t>
       </w:r>
     </w:p>
     <w:p>

--- a/최종교재/15장_마커_찍기.docx
+++ b/최종교재/15장_마커_찍기.docx
@@ -239,10 +239,9 @@
         <w:rPr>
           <w:b w:val="0"/>
           <w:i w:val="0"/>
-          <w:strike w:val="0"/>
-          <w:color w:val="000000"/>
-        </w:rPr>
-        <w:t>지도에 마커를 하나 찍고 싶어. 서울 시청(위도 37.5665, 경도 126.978) 위치에 카카오지도 기본 마커를 표시해줘. main.js에서 지도를 만든 다음 줄에 추가해줘.</w:t>
+          <w:color w:val="000000"/>
+        </w:rPr>
+        <w:t>지도에 마커 하나를 표시하고 싶습니다. 서울시청의 위치(위도 37.5665, 경도 126.978)에 카카오지도의 기본 마커를 표시하여 주십시오. main.js 파일에서 지도를 생성하는 바로 다음 줄에 코드를 추가하여 주십시오.</w:t>
       </w:r>
     </w:p>
     <w:p>
@@ -764,10 +763,9 @@
         <w:rPr>
           <w:b w:val="0"/>
           <w:i w:val="0"/>
-          <w:strike w:val="0"/>
-          <w:color w:val="000000"/>
-        </w:rPr>
-        <w:t>마커를 여러 개 찍고 싶어. 서울의 유명한 장소 4곳(이름, 위도, 경도)을 배열로 만들고, 반복문으로 각각 마커를 찍어줘. 마커에 마우스를 올리면 장소 이름이 보이게 해줘.</w:t>
+          <w:color w:val="000000"/>
+        </w:rPr>
+        <w:t>지도에 여러 개의 마커를 표시하고 싶습니다. 서울의 주요 장소 네 곳을 선정하여 각 장소의 이름, 위도, 경도 정보를 배열로 작성하고, 반복문을 사용하여 각 위치에 마커를 표시하여 주십시오. 마커에 마우스 포인터를 올리면 장소의 이름이 나타나도록 작성하여 주십시오.</w:t>
       </w:r>
     </w:p>
     <w:p>
@@ -1162,10 +1160,9 @@
         <w:rPr>
           <w:b w:val="0"/>
           <w:i w:val="0"/>
-          <w:strike w:val="0"/>
-          <w:color w:val="000000"/>
-        </w:rPr>
-        <w:t>마커의 기본 이미지를 다른 이미지로 바꾸는 방법을 보여줘. 카카오 공식 예제에 나오는 별 모양 마커 이미지를 써서 마커 하나만 시험 삼아 바꿔줘.</w:t>
+          <w:color w:val="000000"/>
+        </w:rPr>
+        <w:t>마커에 사용되는 기본 이미지를 다른 이미지로 변경하는 방법을 보여 주십시오. 카카오지도 공식 예제에서 사용하는 별 모양 마커 이미지를 활용하여, 테스트용으로 하나의 마커 이미지만 변경하여 보여 주십시오.</w:t>
       </w:r>
     </w:p>
     <w:p>
@@ -1692,10 +1689,9 @@
         <w:rPr>
           <w:b w:val="0"/>
           <w:i w:val="0"/>
-          <w:strike w:val="0"/>
-          <w:color w:val="000000"/>
-        </w:rPr>
-        <w:t>이미지 파일 없이 SVG로 마커 핀을 그리고 싶어. 색과 이모지를 인자로 받아서, 그 색의 핀 안에 흰 원과 이모지가 들어간 MarkerImage를 돌려주는 함수 markerImageFor를 만들어줘. SVG는 data URI로 변환해서 써줘. 핀 끝이 좌표에 정확히 닿게 offset도 맞춰줘.</w:t>
+          <w:color w:val="000000"/>
+        </w:rPr>
+        <w:t>별도의 이미지 파일을 사용하지 않고 SVG 형식으로 마커 핀을 직접 제작하고 싶습니다. 색상과 이모지를 전달받아, 지정된 색상의 핀 모양 안쪽에 흰색 원과 지정된 이모지가 표시되는 MarkerImage 객체를 반환하는 함수 markerImageFor를 작성하여 주십시오. SVG 내용은 data URI 형식으로 변환하여 사용하고, 핀의 끝 부분이 지도상의 좌표 위치에 정확히 일치하도록 이미지의 오프셋 값도 조절하여 주십시오.</w:t>
       </w:r>
     </w:p>
     <w:p>
@@ -2359,10 +2355,9 @@
         <w:rPr>
           <w:b w:val="0"/>
           <w:i w:val="0"/>
-          <w:strike w:val="0"/>
-          <w:color w:val="000000"/>
-        </w:rPr>
-        <w:t>지도 코드를 정리하고 싶어. src/mapView.js 파일에서, 장소 객체 배열을 받아 마커로 그려 주는 renderPlaces 함수를 만들어줘. 다시 호출하면 기존 마커를 모두 지우고 새로 그려야 해. 마커 이미지는 아까 만든 markerImageFor를 써줘.</w:t>
+          <w:color w:val="000000"/>
+        </w:rPr>
+        <w:t>지도 관련 코드를 별도로 정리하고 싶습니다. src/mapView.js 파일에, 장소 정보를 담은 배열을 전달받아 각 위치에 마커를 그려 주는 renderPlaces 함수를 작성하여 주십시오. 이 함수를 다시 호출할 경우 기존에 표시된 모든 마커를 삭제한 뒤 전달받은 내용으로 새롭게 그리도록 작성하여 주십시오. 마커 이미지는 앞서 제작한 markerImageFor 함수를 사용하여 생성하여 주십시오.</w:t>
       </w:r>
     </w:p>
     <w:p>
